--- a/zht/docx/40.content.docx
+++ b/zht/docx/40.content.docx
@@ -136,13 +136,6 @@
         <w:rPr>
           <w:lang w:val="zh_TW" w:bidi="zh_TW"/>
         </w:rPr>
-      </w:r>
-      <w:r>
-        <w:rPr>
-          <w:i/>
-          <w:lang w:val="zh_TW" w:bidi="zh_TW"/>
-        </w:rPr>
-        <w:t>馬太福音 1:1, 馬太福音 1:16, 馬太福音 1:18, 馬太福音 1:19, 馬太福音 1:19 (#2), 馬太福音 1:20, 馬太福音 1:21, 馬太福音 1:23, 馬太福音 1:25, 馬太福音 2:1, 馬太福音 2:2, 馬太福音 2:2 (#2), 馬太福音 2:3, 馬太福音 2:5–6, 馬太福音 2:9, 馬太福音 2:11, 馬太福音 2:11 (#2), 馬太福音 2:12, 馬太福音 2:13, 馬太福音 2:15, 馬太福音 2:16, 馬太福音 2:19–20, 馬太福音 2:22–23, 馬太福音 2:23, 馬太福音 3:2, 馬太福音 3:3, 馬太福音 3:6, 馬太福音 3:8, 馬太福音 3:9, 馬太福音 3:10, 馬太福音 3:11, 馬太福音 3:15, 馬太福音 3:16, 馬太福音 3:17, 馬太福音 4:1, 馬太福音 4:2, 馬太福音 4:3, 馬太福音 4:4, 馬太福音 4:5–6, 馬太福音 4:7, 馬太福音 4:8–9, 馬太福音 4:10, 馬太福音 4:15–16, 馬太福音 4:17, 馬太福音 4:18, 馬太福音 4:19, 馬太福音 4:21, 馬太福音 4:23, 馬太福音 4:24, 馬太福音 4:25, 馬太福音 5:3, 馬太福音 5:4, 馬太福音 5:5, 馬太福音 5:6, 馬太福音 5:11–12, 馬太福音 5:15–16, 馬太福音 5:17, 馬太福音 5:19, 馬太福音 5:21–22, 馬太福音 5:23–24, 馬太福音 5:25, 馬太福音 5:27–28, 馬太福音 5:29–30, 馬太福音 5:32, 馬太福音 5:32 (#2), 馬太福音 5:37, 馬太福音 5:38–39, 馬太福音 5:43–44, 馬太福音 5:46–47, 馬太福音 6:2, 馬太福音 6:3–4, 馬太福音 6:5, 馬太福音 6:6, 馬太福音 6:7–8, 馬太福音 6:10, 馬太福音 6:15, 馬太福音 6:16–18, 馬太福音 6:19–20, 馬太福音 6:21, 馬太福音 6:24, 馬太福音 6:25–26, 馬太福音 6:27, 馬太福音 6:33, 馬太福音 7:3–5, 馬太福音 7:6, 馬太福音 7:8, 馬太福音 7:11, 馬太福音 7:12, 馬太福音 7:13, 馬太福音 7:14, 馬太福音 7:15–16, 馬太福音 7:21, 馬太福音 7:22–23, 馬太福音 7:24, 馬太福音 7:26, 馬太福音 7:29, 馬太福音 8:4, 馬太福音 8:7, 馬太福音 8:8, 馬太福音 8:10, 馬太福音 8:11, 馬太福音 8:12, 馬太福音 8:14–15, 馬太福音 8:17, 馬太福音 8:20, 馬太福音 8:21–22, 馬太福音 8:24, 馬太福音 8:26, 馬太福音 8:27, 馬太福音 8:28, 馬太福音 8:29, 馬太福音 8:32, 馬太福音 8:34, 馬太福音 9:3–5, 馬太福音 9:5–6, 馬太福音 9:8, 馬太福音 9:9, 馬太福音 9:10, 馬太福音 9:13, 馬太福音 9:15, 馬太福音 9:15 (#2), 馬太福音 9:20–21, 馬太福音 9:22, 馬太福音 9:24, 馬太福音 9:26, 馬太福音 9:27, 馬太福音 9:29, 馬太福音 9:34, 馬太福音 9:36, 馬太福音 9:38, 馬太福音 10:1, 馬太福音 10:4, 馬太福音 10:6, 馬太福音 10:9–10, 馬太福音 10:11, 馬太福音 10:14–15, 馬太福音 10:17–18, 馬太福音 10:20, 馬太福音 10:22, 馬太福音 10:24–25, 馬太福音 10:28, 馬太福音 10:28 (#2), 馬太福音 10:32, 馬太福音 10:33, 馬太福音 10:34–36, 馬太福音 10:39, 馬太福音 10:42, 馬太福音 11:1, 馬太福音 11:3, 馬太福音 11:5, 馬太福音 11:6, 馬太福音 11:9–10, 馬太福音 11:14, 馬太福音 11:18, 馬太福音 11:19, 馬太福音 11:20, 馬太福音 11:25, 馬太福音 11:25 (#2), 馬太福音 11:27, 馬太福音 11:28, 馬太福音 12:2, 馬太福音 12:6, 馬太福音 12:8, 馬太福音 12:10, 馬太福音 12:12, 馬太福音 12:14, 馬太福音 12:18, 馬太福音 12:19–20, 馬太福音 12:26, 馬太福音 12:28, 馬太福音 12:31, 馬太福音 12:33, 馬太福音 12:37, 馬太福音 12:39–40, 馬太福音 12:41, 馬太福音 12:41 (#2), 馬太福音 12:42, 馬太福音 12:43–45, 馬太福音 12:48–50, 馬太福音 13:4, 馬太福音 13:5–6, 馬太福音 13:7, 馬太福音 13:8, 馬太福音 13:14, 馬太福音 13:15, 馬太福音 13:19, 馬太福音 13:20–21, 馬太福音 13:22, 馬太福音 13:23, 馬太福音 13:28, 馬太福音 13:30, 馬太福音 13:31–32, 馬太福音 13:33, 馬太福音 13:37–39, 馬太福音 13:39, 馬太福音 13:42, 馬太福音 13:43, 馬太福音 13:44, 馬太福音 13:45–46, 馬太福音 13:47–48, 馬太福音 13:54, 馬太福音 13:57, 馬太福音 13:58, 馬太福音 14:2, 馬太福音 14:4, 馬太福音 14:5, 馬太福音 14:7, 馬太福音 14:8, 馬太福音 14:9, 馬太福音 14:14, 馬太福音 14:16, 馬太福音 14:19, 馬太福音 14:20–21, 馬太福音 14:23, 馬太福音 14:24, 馬太福音 14:25, 馬太福音 14:27, 馬太福音 14:29, 馬太福音 14:30, 馬太福音 14:32, 馬太福音 14:33, 馬太福音 14:35, 馬太福音 15:4–6, 馬太福音 15:7–8, 馬太福音 15:9, 馬太福音 15:11, 馬太福音 15:11 (#2), 馬太福音 15:14, 馬太福音 15:19, 馬太福音 15:23, 馬太福音 15:24, 馬太福音 15:28, 馬太福音 15:30–31, 馬太福音 15:34, 馬太福音 15:36, 馬太福音 15:37, 馬太福音 15:38, 馬太福音 16:1, 馬太福音 16:4, 馬太福音 16:6, 馬太福音 16:12, 馬太福音 16:13, 馬太福音 16:14, 馬太福音 16:16, 馬太福音 16:17, 馬太福音 16:19, 馬太福音 16:21, 馬太福音 16:23, 馬太福音 16:24, 馬太福音 16:26, 馬太福音 16:27, 馬太福音 16:27 (#2), 馬太福音 16:28, 馬太福音 17:1, 馬太福音 17:2, 馬太福音 17:3, 馬太福音 17:4, 馬太福音 17:5, 馬太福音 17:9, 馬太福音 17:11, 馬太福音 17:12–13, 馬太福音 17:14–16, 馬太福音 17:18, 馬太福音 17:20, 馬太福音 17:22–23, 馬太福音 17:27, 馬太福音 18:3, 馬太福音 18:4, 馬太福音 18:6, 馬太福音 18:8, 馬太福音 18:10, 馬太福音 18:12–14, 馬太福音 18:15, 馬太福音 18:16, 馬太福音 18:17, 馬太福音 18:17 (#2), 馬太福音 18:20, 馬太福音 18:21–22, 馬太福音 18:24–25, 馬太福音 18:27, 馬太福音 18:30, 馬太福音 18:33, 馬太福音 18:34, 馬太福音 18:35, 馬太福音 19:3, 馬太福音 19:4, 馬太福音 19:5, 馬太福音 19:5–6, 馬太福音 19:6, 馬太福音 19:7–8, 馬太福音 19:9, 馬太福音 19:13, 馬太福音 19:14, 馬太福音 19:16–17, 馬太福音 19:20–21, 馬太福音 19:22, 馬太福音 19:26, 馬太福音 19:28, 馬太福音 19:30, 馬太福音 20:1–2, 馬太福音 20:4, 馬太福音 20:9, 馬太福音 20:11–12, 馬太福音 20:13–14, 馬太福音 20:17–19, 馬太福音 20:20–21, 馬太福音 20:23, 馬太福音 20:26, 馬太福音 20:28, 馬太福音 20:30, 馬太福音 20:34, 馬太福音 21:2, 馬太福音 21:4–5, 馬太福音 21:8, 馬太福音 21:9, 馬太福音 21:12, 馬太福音 21:13, 馬太福音 21:15–16, 馬太福音 21:18–19, 馬太福音 21:20–22, 馬太福音 21:23, 馬太福音 21:25, 馬太福音 21:25 (#2), 馬太福音 21:26, 馬太福音 21:28–29, 馬太福音 21:30, 馬太福音 21:31, 馬太福音 21:31–32, 馬太福音 21:35–36, 馬太福音 21:37, 馬太福音 21:38–39, 馬太福音 21:40–41, 馬太福音 21:42, 馬太福音 21:43, 馬太福音 21:46, 馬太福音 22:5–6, 馬太福音 22:7, 馬太福音 22:9–10, 馬太福音 22:13, 馬太福音 22:15, 馬太福音 22:17, 馬太福音 22:21, 馬太福音 22:23, 馬太福音 22:26–27, 馬太福音 22:29, 馬太福音 22:30, 馬太福音 22:32, 馬太福音 22:36, 馬太福音 22:37–38, 馬太福音 22:39, 馬太福音 22:42, 馬太福音 22:42 (#2), 馬太福音 22:45, 馬太福音 22:46, 馬太福音 23:2–3, 馬太福音 23:3, 馬太福音 23:5, 馬太福音 23:8–10, 馬太福音 23:12, 馬太福音 23:13–15, 馬太福音 23:15, 馬太福音 23:16–17, 馬太福音 23:23, 馬太福音 23:25–26, 馬太福音 23:28, 馬太福音 23:29–31, 馬太福音 23:33, 馬太福音 23:34, 馬太福音 23:35, 馬太福音 23:36, 馬太福音 23:37, 馬太福音 23:38, 馬太福音 24:2, 馬太福音 24:3, 馬太福音 24:5, 馬太福音 24:6–8, 馬太福音 24:9–10, 馬太福音 24:13, 馬太福音 24:14, 馬太福音 24:15–16, 馬太福音 24:21, 馬太福音 24:24, 馬太福音 24:27, 馬太福音 24:29, 馬太福音 24:30, 馬太福音 24:31, 馬太福音 24:34, 馬太福音 24:35, 馬太福音 24:36, 馬太福音 24:37–39, 馬太福音 24:42, 馬太福音 24:45–46, 馬太福音 24:47, 馬太福音 24:48–49, 馬太福音 24:51, 馬太福音 25:3, 馬太福音 25:4, 馬太福音 25:5–6, 馬太福音 25:10, 馬太福音 25:10–12, 馬太福音 25:13, 馬太福音 25:16–17, 馬太福音 25:18, 馬太福音 25:19, 馬太福音 25:20–21, 馬太福音 25:26–30, 馬太福音 25:31–32, 馬太福音 25:34, 馬太福音 25:35–36, 馬太福音 25:41, 馬太福音 25:42–43, 馬太福音 26:2, 馬太福音 26:4, 馬太福音 26:5, 馬太福音 26:6–9, 馬太福音 26:12, 馬太福音 26:14–15, 馬太福音 26:21, 馬太福音 26:24, 馬太福音 26:25, 馬太福音 26:26, 馬太福音 26:28, 馬太福音 26:30–31, 馬太福音 26:33–34, 馬太福音 26:37–38, 馬太福音 26:39, 馬太福音 26:40, 馬太福音 26:42, 馬太福音 26:42–44, 馬太福音 26:47–48, 馬太福音 26:51, 馬太福音 26:53, 馬太福音 26:54, 馬太福音 26:56, 馬太福音 26:59, 馬太福音 26:63, 馬太福音 26:64, 馬太福音 26:64 (#2), 馬太福音 26:65, 馬太福音 26:67, 馬太福音 26:73–75, 馬太福音 26:74, 馬太福音 26:75, 馬太福音 27:2, 馬太福音 27:3–5, 馬太福音 27:6–7, 馬太福音 27:9–10, 馬太福音 27:11, 馬太福音 27:12–14, 馬太福音 27:15–16, 馬太福音 27:19, 馬太福音 27:20, 馬太福音 27:22, 馬太福音 27:24, 馬太福音 27:25, 馬太福音 27:27–29, 馬太福音 27:32, 馬太福音 27:33, 馬太福音 27:35–36, 馬太福音 27:37, 馬太福音 27:38, 馬太福音 27:42, 馬太福音 27:45, 馬太福音 27:46, 馬太福音 27:50, 馬太福音 27:51, 馬太福音 27:52–53, 馬太福音 27:54, 馬太福音 27:57–58, 馬太福音 27:60, 馬太福音 27:62–64, 馬太福音 27:65–66, 馬太福音 28:1, 馬太福音 28:2, 馬太福音 28:4, 馬太福音 28:5–7, 馬太福音 28:8–9, 馬太福音 28:11–13, 馬太福音 28:17, 馬太福音 28:18, 馬太福音 28:19, 馬太福音 28:19 (#2), 馬太福音 28:20, 馬太福音 28:20 (#2)</w:t>
       </w:r>
       <w:r>
         <w:rPr>

--- a/zht/docx/40.content.docx
+++ b/zht/docx/40.content.docx
@@ -123,19 +123,6 @@
           <w:lang w:val="zh_TW" w:bidi="zh_TW"/>
         </w:rPr>
         <w:t>MAT</w:t>
-      </w:r>
-      <w:r>
-        <w:rPr>
-          <w:lang w:val="zh_TW" w:bidi="zh_TW"/>
-        </w:rPr>
-      </w:r>
-    </w:p>
-    <w:p>
-      <w:pPr/>
-      <w:r>
-        <w:rPr>
-          <w:lang w:val="zh_TW" w:bidi="zh_TW"/>
-        </w:rPr>
       </w:r>
       <w:r>
         <w:rPr>

--- a/zht/docx/40.content.docx
+++ b/zht/docx/40.content.docx
@@ -19,7 +19,7 @@
         <w:rPr>
           <w:lang w:val="zh_TW" w:bidi="zh_TW"/>
         </w:rPr>
-        <w:t>Resource: 翻譯問題 (unfoldingWord)</w:t>
+        <w:t>Resource: unfoldingWord® Translation Questions</w:t>
       </w:r>
       <w:r>
         <w:rPr>
@@ -85,7 +85,7 @@
         <w:rPr>
           <w:lang w:val="zh_TW" w:bidi="zh_TW"/>
         </w:rPr>
-        <w:t>翻譯問題 (unfoldingWord)</w:t>
+        <w:t>unfoldingWord® Translation Questions</w:t>
       </w:r>
     </w:p>
     <w:p>
